--- a/pr-preview/pr-14/error-correcting-codes.docx
+++ b/pr-preview/pr-14/error-correcting-codes.docx
@@ -15,7 +15,7 @@
         <w:pStyle w:val="Date"/>
       </w:pPr>
       <w:r>
-        <w:t xml:space="preserve">Last modified: 2026-10-14 11:52:18 (PDT)</w:t>
+        <w:t xml:space="preserve">Last modified: 2026-10-14 17:56:47 (PDT)</w:t>
       </w:r>
     </w:p>
     <w:p>
@@ -275,64 +275,68 @@
           <m:t>=</m:t>
         </m:r>
         <m:r>
-          <m:rPr>
-            <m:sty m:val="p"/>
-          </m:rPr>
-          <m:t>{</m:t>
-        </m:r>
-        <m:r>
-          <m:t>E</m:t>
-        </m:r>
-        <m:r>
-          <m:rPr>
-            <m:sty m:val="p"/>
-          </m:rPr>
-          <m:t>(</m:t>
-        </m:r>
-        <m:r>
-          <m:t>m</m:t>
-        </m:r>
-        <m:r>
-          <m:rPr>
-            <m:sty m:val="p"/>
-          </m:rPr>
-          <m:t>)</m:t>
-        </m:r>
-        <m:r>
-          <m:rPr>
-            <m:sty m:val="p"/>
-          </m:rPr>
-          <m:t>:</m:t>
-        </m:r>
-        <m:r>
-          <m:t>m</m:t>
-        </m:r>
-        <m:r>
-          <m:rPr>
-            <m:sty m:val="p"/>
-          </m:rPr>
-          <m:t>∈</m:t>
-        </m:r>
-        <m:sSup>
+          <m:t>​</m:t>
+        </m:r>
+        <m:d>
+          <m:dPr>
+            <m:begChr m:val="{"/>
+            <m:sepChr m:val=""/>
+            <m:endChr m:val="}"/>
+            <m:grow/>
+          </m:dPr>
           <m:e>
+            <m:r>
+              <m:t>E</m:t>
+            </m:r>
             <m:r>
               <m:rPr>
                 <m:sty m:val="p"/>
               </m:rPr>
-              <m:t>Σ</m:t>
-            </m:r>
+              <m:t>(</m:t>
+            </m:r>
+            <m:r>
+              <m:t>m</m:t>
+            </m:r>
+            <m:r>
+              <m:rPr>
+                <m:sty m:val="p"/>
+              </m:rPr>
+              <m:t>)</m:t>
+            </m:r>
+            <m:r>
+              <m:rPr>
+                <m:sty m:val="p"/>
+              </m:rPr>
+              <m:t>:</m:t>
+            </m:r>
+            <m:r>
+              <m:t>m</m:t>
+            </m:r>
+            <m:r>
+              <m:rPr>
+                <m:sty m:val="p"/>
+              </m:rPr>
+              <m:t>∈</m:t>
+            </m:r>
+            <m:sSup>
+              <m:e>
+                <m:r>
+                  <m:rPr>
+                    <m:sty m:val="p"/>
+                  </m:rPr>
+                  <m:t>Σ</m:t>
+                </m:r>
+              </m:e>
+              <m:sup>
+                <m:r>
+                  <m:t>k</m:t>
+                </m:r>
+              </m:sup>
+            </m:sSup>
           </m:e>
-          <m:sup>
-            <m:r>
-              <m:t>k</m:t>
-            </m:r>
-          </m:sup>
-        </m:sSup>
-        <m:r>
-          <m:rPr>
-            <m:sty m:val="p"/>
-          </m:rPr>
-          <m:t>}</m:t>
+        </m:d>
+        <m:r>
+          <m:t>​</m:t>
         </m:r>
       </m:oMath>
       <w:r>
@@ -465,28 +469,32 @@
           <m:t>Δ</m:t>
         </m:r>
         <m:r>
-          <m:rPr>
-            <m:sty m:val="p"/>
-          </m:rPr>
-          <m:t>(</m:t>
-        </m:r>
-        <m:r>
-          <m:t>x</m:t>
-        </m:r>
-        <m:r>
-          <m:rPr>
-            <m:sty m:val="p"/>
-          </m:rPr>
-          <m:t>,</m:t>
-        </m:r>
-        <m:r>
-          <m:t>y</m:t>
-        </m:r>
-        <m:r>
-          <m:rPr>
-            <m:sty m:val="p"/>
-          </m:rPr>
-          <m:t>)</m:t>
+          <m:t>​</m:t>
+        </m:r>
+        <m:d>
+          <m:dPr>
+            <m:begChr m:val="("/>
+            <m:sepChr m:val=""/>
+            <m:endChr m:val=")"/>
+            <m:grow/>
+          </m:dPr>
+          <m:e>
+            <m:r>
+              <m:t>x</m:t>
+            </m:r>
+            <m:r>
+              <m:rPr>
+                <m:sty m:val="p"/>
+              </m:rPr>
+              <m:t>,</m:t>
+            </m:r>
+            <m:r>
+              <m:t>y</m:t>
+            </m:r>
+          </m:e>
+        </m:d>
+        <m:r>
+          <m:t>​</m:t>
         </m:r>
       </m:oMath>
       <w:r>
@@ -683,130 +691,138 @@
             <m:t>min</m:t>
           </m:r>
           <m:r>
-            <m:rPr>
-              <m:sty m:val="p"/>
-            </m:rPr>
-            <m:t>{</m:t>
+            <m:t>​</m:t>
           </m:r>
-          <m:r>
-            <m:rPr>
-              <m:sty m:val="p"/>
-            </m:rPr>
-            <m:t>Δ</m:t>
-          </m:r>
-          <m:r>
-            <m:rPr>
-              <m:sty m:val="p"/>
-            </m:rPr>
-            <m:t>(</m:t>
-          </m:r>
-          <m:r>
-            <m:t>c</m:t>
-          </m:r>
-          <m:r>
-            <m:rPr>
-              <m:sty m:val="p"/>
-            </m:rPr>
-            <m:t>,</m:t>
-          </m:r>
-          <m:sSup>
+          <m:d>
+            <m:dPr>
+              <m:begChr m:val="{"/>
+              <m:sepChr m:val=""/>
+              <m:endChr m:val="}"/>
+              <m:grow/>
+            </m:dPr>
             <m:e>
-              <m:r>
-                <m:t>c</m:t>
-              </m:r>
-            </m:e>
-            <m:sup>
               <m:r>
                 <m:rPr>
                   <m:sty m:val="p"/>
                 </m:rPr>
-                <m:t>′</m:t>
+                <m:t>Δ</m:t>
               </m:r>
-            </m:sup>
-          </m:sSup>
-          <m:r>
-            <m:rPr>
-              <m:sty m:val="p"/>
-            </m:rPr>
-            <m:t>)</m:t>
-          </m:r>
-          <m:r>
-            <m:rPr>
-              <m:sty m:val="p"/>
-            </m:rPr>
-            <m:t>:</m:t>
-          </m:r>
-          <m:r>
-            <m:t>c</m:t>
-          </m:r>
-          <m:r>
-            <m:rPr>
-              <m:sty m:val="p"/>
-            </m:rPr>
-            <m:t>,</m:t>
-          </m:r>
-          <m:sSup>
-            <m:e>
               <m:r>
-                <m:t>c</m:t>
+                <m:t>​</m:t>
               </m:r>
-            </m:e>
-            <m:sup>
+              <m:d>
+                <m:dPr>
+                  <m:begChr m:val="("/>
+                  <m:sepChr m:val=""/>
+                  <m:endChr m:val=")"/>
+                  <m:grow/>
+                </m:dPr>
+                <m:e>
+                  <m:r>
+                    <m:t>c</m:t>
+                  </m:r>
+                  <m:r>
+                    <m:rPr>
+                      <m:sty m:val="p"/>
+                    </m:rPr>
+                    <m:t>,</m:t>
+                  </m:r>
+                  <m:sSup>
+                    <m:e>
+                      <m:r>
+                        <m:t>c</m:t>
+                      </m:r>
+                    </m:e>
+                    <m:sup>
+                      <m:r>
+                        <m:rPr>
+                          <m:sty m:val="p"/>
+                        </m:rPr>
+                        <m:t>′</m:t>
+                      </m:r>
+                    </m:sup>
+                  </m:sSup>
+                </m:e>
+              </m:d>
+              <m:r>
+                <m:t>​</m:t>
+              </m:r>
               <m:r>
                 <m:rPr>
                   <m:sty m:val="p"/>
                 </m:rPr>
-                <m:t>′</m:t>
+                <m:t>:</m:t>
               </m:r>
-            </m:sup>
-          </m:sSup>
-          <m:r>
-            <m:rPr>
-              <m:sty m:val="p"/>
-            </m:rPr>
-            <m:t>∈</m:t>
-          </m:r>
-          <m:r>
-            <m:t>C</m:t>
-          </m:r>
-          <m:r>
-            <m:rPr>
-              <m:sty m:val="p"/>
-            </m:rPr>
-            <m:t>,</m:t>
-          </m:r>
-          <m:r>
-            <m:t> </m:t>
-          </m:r>
-          <m:r>
-            <m:t>c</m:t>
-          </m:r>
-          <m:r>
-            <m:rPr>
-              <m:sty m:val="p"/>
-            </m:rPr>
-            <m:t>≠</m:t>
-          </m:r>
-          <m:sSup>
-            <m:e>
               <m:r>
                 <m:t>c</m:t>
               </m:r>
-            </m:e>
-            <m:sup>
               <m:r>
                 <m:rPr>
                   <m:sty m:val="p"/>
                 </m:rPr>
-                <m:t>′</m:t>
+                <m:t>,</m:t>
               </m:r>
-            </m:sup>
-          </m:sSup>
+              <m:sSup>
+                <m:e>
+                  <m:r>
+                    <m:t>c</m:t>
+                  </m:r>
+                </m:e>
+                <m:sup>
+                  <m:r>
+                    <m:rPr>
+                      <m:sty m:val="p"/>
+                    </m:rPr>
+                    <m:t>′</m:t>
+                  </m:r>
+                </m:sup>
+              </m:sSup>
+              <m:r>
+                <m:rPr>
+                  <m:sty m:val="p"/>
+                </m:rPr>
+                <m:t>∈</m:t>
+              </m:r>
+              <m:r>
+                <m:t>C</m:t>
+              </m:r>
+              <m:r>
+                <m:rPr>
+                  <m:sty m:val="p"/>
+                </m:rPr>
+                <m:t>,</m:t>
+              </m:r>
+              <m:r>
+                <m:t> </m:t>
+              </m:r>
+              <m:r>
+                <m:t>c</m:t>
+              </m:r>
+              <m:r>
+                <m:rPr>
+                  <m:sty m:val="p"/>
+                </m:rPr>
+                <m:t>≠</m:t>
+              </m:r>
+              <m:sSup>
+                <m:e>
+                  <m:r>
+                    <m:t>c</m:t>
+                  </m:r>
+                </m:e>
+                <m:sup>
+                  <m:r>
+                    <m:rPr>
+                      <m:sty m:val="p"/>
+                    </m:rPr>
+                    <m:t>′</m:t>
+                  </m:r>
+                </m:sup>
+              </m:sSup>
+            </m:e>
+          </m:d>
           <m:r>
-            <m:rPr>
-              <m:sty m:val="p"/>
-            </m:rPr>
-            <m:t>}</m:t>
+            <m:t>​</m:t>
           </m:r>
           <m:r>
             <m:rPr>
@@ -1001,49 +1017,53 @@
           </m:lim>
         </m:limUpp>
         <m:r>
-          <m:rPr>
-            <m:sty m:val="p"/>
-          </m:rPr>
-          <m:t>⌊</m:t>
-        </m:r>
-        <m:r>
-          <m:rPr>
-            <m:sty m:val="p"/>
-          </m:rPr>
-          <m:t>(</m:t>
-        </m:r>
-        <m:r>
-          <m:t>d</m:t>
-        </m:r>
-        <m:r>
-          <m:rPr>
-            <m:sty m:val="p"/>
-          </m:rPr>
-          <m:t>−</m:t>
-        </m:r>
-        <m:r>
-          <m:t>1</m:t>
-        </m:r>
-        <m:r>
-          <m:rPr>
-            <m:sty m:val="p"/>
-          </m:rPr>
-          <m:t>)</m:t>
-        </m:r>
-        <m:r>
-          <m:rPr>
-            <m:sty m:val="p"/>
-          </m:rPr>
-          <m:t>/</m:t>
-        </m:r>
-        <m:r>
-          <m:t>2</m:t>
-        </m:r>
-        <m:r>
-          <m:rPr>
-            <m:sty m:val="p"/>
-          </m:rPr>
-          <m:t>⌋</m:t>
+          <m:t>​</m:t>
+        </m:r>
+        <m:d>
+          <m:dPr>
+            <m:begChr m:val="⌊"/>
+            <m:sepChr m:val=""/>
+            <m:endChr m:val="⌋"/>
+            <m:grow/>
+          </m:dPr>
+          <m:e>
+            <m:r>
+              <m:rPr>
+                <m:sty m:val="p"/>
+              </m:rPr>
+              <m:t>(</m:t>
+            </m:r>
+            <m:r>
+              <m:t>d</m:t>
+            </m:r>
+            <m:r>
+              <m:rPr>
+                <m:sty m:val="p"/>
+              </m:rPr>
+              <m:t>−</m:t>
+            </m:r>
+            <m:r>
+              <m:t>1</m:t>
+            </m:r>
+            <m:r>
+              <m:rPr>
+                <m:sty m:val="p"/>
+              </m:rPr>
+              <m:t>)</m:t>
+            </m:r>
+            <m:r>
+              <m:rPr>
+                <m:sty m:val="p"/>
+              </m:rPr>
+              <m:t>/</m:t>
+            </m:r>
+            <m:r>
+              <m:t>2</m:t>
+            </m:r>
+          </m:e>
+        </m:d>
+        <m:r>
+          <m:t>​</m:t>
         </m:r>
       </m:oMath>
       <w:r>
@@ -1145,28 +1165,32 @@
           <m:t>Δ</m:t>
         </m:r>
         <m:r>
-          <m:rPr>
-            <m:sty m:val="p"/>
-          </m:rPr>
-          <m:t>(</m:t>
-        </m:r>
-        <m:r>
-          <m:t>c</m:t>
-        </m:r>
-        <m:r>
-          <m:rPr>
-            <m:sty m:val="p"/>
-          </m:rPr>
-          <m:t>,</m:t>
-        </m:r>
-        <m:r>
-          <m:t>y</m:t>
-        </m:r>
-        <m:r>
-          <m:rPr>
-            <m:sty m:val="p"/>
-          </m:rPr>
-          <m:t>)</m:t>
+          <m:t>​</m:t>
+        </m:r>
+        <m:d>
+          <m:dPr>
+            <m:begChr m:val="("/>
+            <m:sepChr m:val=""/>
+            <m:endChr m:val=")"/>
+            <m:grow/>
+          </m:dPr>
+          <m:e>
+            <m:r>
+              <m:t>c</m:t>
+            </m:r>
+            <m:r>
+              <m:rPr>
+                <m:sty m:val="p"/>
+              </m:rPr>
+              <m:t>,</m:t>
+            </m:r>
+            <m:r>
+              <m:t>y</m:t>
+            </m:r>
+          </m:e>
+        </m:d>
+        <m:r>
+          <m:t>​</m:t>
         </m:r>
         <m:r>
           <m:rPr>
@@ -1279,40 +1303,44 @@
           <m:t>Δ</m:t>
         </m:r>
         <m:r>
-          <m:rPr>
-            <m:sty m:val="p"/>
-          </m:rPr>
-          <m:t>(</m:t>
-        </m:r>
-        <m:r>
-          <m:t>c</m:t>
-        </m:r>
-        <m:r>
-          <m:rPr>
-            <m:sty m:val="p"/>
-          </m:rPr>
-          <m:t>,</m:t>
-        </m:r>
-        <m:sSup>
+          <m:t>​</m:t>
+        </m:r>
+        <m:d>
+          <m:dPr>
+            <m:begChr m:val="("/>
+            <m:sepChr m:val=""/>
+            <m:endChr m:val=")"/>
+            <m:grow/>
+          </m:dPr>
           <m:e>
             <m:r>
               <m:t>c</m:t>
             </m:r>
-          </m:e>
-          <m:sup>
             <m:r>
               <m:rPr>
                 <m:sty m:val="p"/>
               </m:rPr>
-              <m:t>′</m:t>
-            </m:r>
-          </m:sup>
-        </m:sSup>
-        <m:r>
-          <m:rPr>
-            <m:sty m:val="p"/>
-          </m:rPr>
-          <m:t>)</m:t>
+              <m:t>,</m:t>
+            </m:r>
+            <m:sSup>
+              <m:e>
+                <m:r>
+                  <m:t>c</m:t>
+                </m:r>
+              </m:e>
+              <m:sup>
+                <m:r>
+                  <m:rPr>
+                    <m:sty m:val="p"/>
+                  </m:rPr>
+                  <m:t>′</m:t>
+                </m:r>
+              </m:sup>
+            </m:sSup>
+          </m:e>
+        </m:d>
+        <m:r>
+          <m:t>​</m:t>
         </m:r>
         <m:r>
           <m:rPr>
@@ -1327,28 +1355,32 @@
           <m:t>Δ</m:t>
         </m:r>
         <m:r>
-          <m:rPr>
-            <m:sty m:val="p"/>
-          </m:rPr>
-          <m:t>(</m:t>
-        </m:r>
-        <m:r>
-          <m:t>c</m:t>
-        </m:r>
-        <m:r>
-          <m:rPr>
-            <m:sty m:val="p"/>
-          </m:rPr>
-          <m:t>,</m:t>
-        </m:r>
-        <m:r>
-          <m:t>y</m:t>
-        </m:r>
-        <m:r>
-          <m:rPr>
-            <m:sty m:val="p"/>
-          </m:rPr>
-          <m:t>)</m:t>
+          <m:t>​</m:t>
+        </m:r>
+        <m:d>
+          <m:dPr>
+            <m:begChr m:val="("/>
+            <m:sepChr m:val=""/>
+            <m:endChr m:val=")"/>
+            <m:grow/>
+          </m:dPr>
+          <m:e>
+            <m:r>
+              <m:t>c</m:t>
+            </m:r>
+            <m:r>
+              <m:rPr>
+                <m:sty m:val="p"/>
+              </m:rPr>
+              <m:t>,</m:t>
+            </m:r>
+            <m:r>
+              <m:t>y</m:t>
+            </m:r>
+          </m:e>
+        </m:d>
+        <m:r>
+          <m:t>​</m:t>
         </m:r>
         <m:r>
           <m:rPr>
@@ -1535,40 +1567,44 @@
             <m:t>Δ</m:t>
           </m:r>
           <m:r>
-            <m:rPr>
-              <m:sty m:val="p"/>
-            </m:rPr>
-            <m:t>(</m:t>
+            <m:t>​</m:t>
           </m:r>
-          <m:sSup>
+          <m:d>
+            <m:dPr>
+              <m:begChr m:val="("/>
+              <m:sepChr m:val=""/>
+              <m:endChr m:val=")"/>
+              <m:grow/>
+            </m:dPr>
             <m:e>
-              <m:r>
-                <m:t>c</m:t>
-              </m:r>
-            </m:e>
-            <m:sup>
+              <m:sSup>
+                <m:e>
+                  <m:r>
+                    <m:t>c</m:t>
+                  </m:r>
+                </m:e>
+                <m:sup>
+                  <m:r>
+                    <m:rPr>
+                      <m:sty m:val="p"/>
+                    </m:rPr>
+                    <m:t>′</m:t>
+                  </m:r>
+                </m:sup>
+              </m:sSup>
               <m:r>
                 <m:rPr>
                   <m:sty m:val="p"/>
                 </m:rPr>
-                <m:t>′</m:t>
+                <m:t>,</m:t>
               </m:r>
-            </m:sup>
-          </m:sSup>
+              <m:r>
+                <m:t>y</m:t>
+              </m:r>
+            </m:e>
+          </m:d>
           <m:r>
-            <m:rPr>
-              <m:sty m:val="p"/>
-            </m:rPr>
-            <m:t>,</m:t>
-          </m:r>
-          <m:r>
-            <m:t>y</m:t>
-          </m:r>
-          <m:r>
-            <m:rPr>
-              <m:sty m:val="p"/>
-            </m:rPr>
-            <m:t>)</m:t>
+            <m:t>​</m:t>
           </m:r>
           <m:r>
             <m:rPr>
@@ -1583,40 +1619,44 @@
             <m:t>Δ</m:t>
           </m:r>
           <m:r>
-            <m:rPr>
-              <m:sty m:val="p"/>
-            </m:rPr>
-            <m:t>(</m:t>
+            <m:t>​</m:t>
           </m:r>
-          <m:r>
-            <m:t>c</m:t>
-          </m:r>
-          <m:r>
-            <m:rPr>
-              <m:sty m:val="p"/>
-            </m:rPr>
-            <m:t>,</m:t>
-          </m:r>
-          <m:sSup>
+          <m:d>
+            <m:dPr>
+              <m:begChr m:val="("/>
+              <m:sepChr m:val=""/>
+              <m:endChr m:val=")"/>
+              <m:grow/>
+            </m:dPr>
             <m:e>
               <m:r>
                 <m:t>c</m:t>
               </m:r>
-            </m:e>
-            <m:sup>
               <m:r>
                 <m:rPr>
                   <m:sty m:val="p"/>
                 </m:rPr>
-                <m:t>′</m:t>
+                <m:t>,</m:t>
               </m:r>
-            </m:sup>
-          </m:sSup>
+              <m:sSup>
+                <m:e>
+                  <m:r>
+                    <m:t>c</m:t>
+                  </m:r>
+                </m:e>
+                <m:sup>
+                  <m:r>
+                    <m:rPr>
+                      <m:sty m:val="p"/>
+                    </m:rPr>
+                    <m:t>′</m:t>
+                  </m:r>
+                </m:sup>
+              </m:sSup>
+            </m:e>
+          </m:d>
           <m:r>
-            <m:rPr>
-              <m:sty m:val="p"/>
-            </m:rPr>
-            <m:t>)</m:t>
+            <m:t>​</m:t>
           </m:r>
           <m:r>
             <m:rPr>
@@ -1631,28 +1671,32 @@
             <m:t>Δ</m:t>
           </m:r>
           <m:r>
-            <m:rPr>
-              <m:sty m:val="p"/>
-            </m:rPr>
-            <m:t>(</m:t>
+            <m:t>​</m:t>
           </m:r>
+          <m:d>
+            <m:dPr>
+              <m:begChr m:val="("/>
+              <m:sepChr m:val=""/>
+              <m:endChr m:val=")"/>
+              <m:grow/>
+            </m:dPr>
+            <m:e>
+              <m:r>
+                <m:t>c</m:t>
+              </m:r>
+              <m:r>
+                <m:rPr>
+                  <m:sty m:val="p"/>
+                </m:rPr>
+                <m:t>,</m:t>
+              </m:r>
+              <m:r>
+                <m:t>y</m:t>
+              </m:r>
+            </m:e>
+          </m:d>
           <m:r>
-            <m:t>c</m:t>
-          </m:r>
-          <m:r>
-            <m:rPr>
-              <m:sty m:val="p"/>
-            </m:rPr>
-            <m:t>,</m:t>
-          </m:r>
-          <m:r>
-            <m:t>y</m:t>
-          </m:r>
-          <m:r>
-            <m:rPr>
-              <m:sty m:val="p"/>
-            </m:rPr>
-            <m:t>)</m:t>
+            <m:t>​</m:t>
           </m:r>
           <m:r>
             <m:rPr>
@@ -1703,28 +1747,32 @@
             <m:t>Δ</m:t>
           </m:r>
           <m:r>
-            <m:rPr>
-              <m:sty m:val="p"/>
-            </m:rPr>
-            <m:t>(</m:t>
+            <m:t>​</m:t>
           </m:r>
+          <m:d>
+            <m:dPr>
+              <m:begChr m:val="("/>
+              <m:sepChr m:val=""/>
+              <m:endChr m:val=")"/>
+              <m:grow/>
+            </m:dPr>
+            <m:e>
+              <m:r>
+                <m:t>c</m:t>
+              </m:r>
+              <m:r>
+                <m:rPr>
+                  <m:sty m:val="p"/>
+                </m:rPr>
+                <m:t>,</m:t>
+              </m:r>
+              <m:r>
+                <m:t>y</m:t>
+              </m:r>
+            </m:e>
+          </m:d>
           <m:r>
-            <m:t>c</m:t>
-          </m:r>
-          <m:r>
-            <m:rPr>
-              <m:sty m:val="p"/>
-            </m:rPr>
-            <m:t>,</m:t>
-          </m:r>
-          <m:r>
-            <m:t>y</m:t>
-          </m:r>
-          <m:r>
-            <m:rPr>
-              <m:sty m:val="p"/>
-            </m:rPr>
-            <m:t>)</m:t>
+            <m:t>​</m:t>
           </m:r>
           <m:r>
             <m:rPr>
@@ -2312,28 +2360,32 @@
           <m:t>=</m:t>
         </m:r>
         <m:r>
-          <m:rPr>
-            <m:sty m:val="p"/>
-          </m:rPr>
-          <m:t>{</m:t>
-        </m:r>
-        <m:r>
-          <m:t>0</m:t>
-        </m:r>
-        <m:r>
-          <m:rPr>
-            <m:sty m:val="p"/>
-          </m:rPr>
-          <m:t>,</m:t>
-        </m:r>
-        <m:r>
-          <m:t>1</m:t>
-        </m:r>
-        <m:r>
-          <m:rPr>
-            <m:sty m:val="p"/>
-          </m:rPr>
-          <m:t>}</m:t>
+          <m:t>​</m:t>
+        </m:r>
+        <m:d>
+          <m:dPr>
+            <m:begChr m:val="{"/>
+            <m:sepChr m:val=""/>
+            <m:endChr m:val="}"/>
+            <m:grow/>
+          </m:dPr>
+          <m:e>
+            <m:r>
+              <m:t>0</m:t>
+            </m:r>
+            <m:r>
+              <m:rPr>
+                <m:sty m:val="p"/>
+              </m:rPr>
+              <m:t>,</m:t>
+            </m:r>
+            <m:r>
+              <m:t>1</m:t>
+            </m:r>
+          </m:e>
+        </m:d>
+        <m:r>
+          <m:t>​</m:t>
         </m:r>
       </m:oMath>
       <w:r>
@@ -2555,67 +2607,71 @@
           <m:t>=</m:t>
         </m:r>
         <m:r>
-          <m:rPr>
-            <m:sty m:val="p"/>
-          </m:rPr>
-          <m:t>{</m:t>
-        </m:r>
-        <m:r>
-          <m:t>y</m:t>
-        </m:r>
-        <m:r>
-          <m:rPr>
-            <m:sty m:val="p"/>
-          </m:rPr>
-          <m:t>∈</m:t>
-        </m:r>
-        <m:sSubSup>
+          <m:t>​</m:t>
+        </m:r>
+        <m:d>
+          <m:dPr>
+            <m:begChr m:val="{"/>
+            <m:sepChr m:val=""/>
+            <m:endChr m:val="}"/>
+            <m:grow/>
+          </m:dPr>
           <m:e>
             <m:r>
+              <m:t>y</m:t>
+            </m:r>
+            <m:r>
               <m:rPr>
-                <m:scr m:val="double-struck"/>
                 <m:sty m:val="p"/>
               </m:rPr>
-              <m:t>F</m:t>
+              <m:t>∈</m:t>
+            </m:r>
+            <m:sSubSup>
+              <m:e>
+                <m:r>
+                  <m:rPr>
+                    <m:scr m:val="double-struck"/>
+                    <m:sty m:val="p"/>
+                  </m:rPr>
+                  <m:t>F</m:t>
+                </m:r>
+              </m:e>
+              <m:sub>
+                <m:r>
+                  <m:t>q</m:t>
+                </m:r>
+              </m:sub>
+              <m:sup>
+                <m:r>
+                  <m:t>n</m:t>
+                </m:r>
+              </m:sup>
+            </m:sSubSup>
+            <m:r>
+              <m:rPr>
+                <m:sty m:val="p"/>
+              </m:rPr>
+              <m:t>:</m:t>
+            </m:r>
+            <m:r>
+              <m:t>H</m:t>
+            </m:r>
+            <m:r>
+              <m:t>y</m:t>
+            </m:r>
+            <m:r>
+              <m:rPr>
+                <m:sty m:val="p"/>
+              </m:rPr>
+              <m:t>=</m:t>
+            </m:r>
+            <m:r>
+              <m:t>0</m:t>
             </m:r>
           </m:e>
-          <m:sub>
-            <m:r>
-              <m:t>q</m:t>
-            </m:r>
-          </m:sub>
-          <m:sup>
-            <m:r>
-              <m:t>n</m:t>
-            </m:r>
-          </m:sup>
-        </m:sSubSup>
-        <m:r>
-          <m:rPr>
-            <m:sty m:val="p"/>
-          </m:rPr>
-          <m:t>:</m:t>
-        </m:r>
-        <m:r>
-          <m:t>H</m:t>
-        </m:r>
-        <m:r>
-          <m:t>y</m:t>
-        </m:r>
-        <m:r>
-          <m:rPr>
-            <m:sty m:val="p"/>
-          </m:rPr>
-          <m:t>=</m:t>
-        </m:r>
-        <m:r>
-          <m:t>0</m:t>
-        </m:r>
-        <m:r>
-          <m:rPr>
-            <m:sty m:val="p"/>
-          </m:rPr>
-          <m:t>}</m:t>
+        </m:d>
+        <m:r>
+          <m:t>​</m:t>
         </m:r>
       </m:oMath>
       <w:r>
@@ -2702,39 +2758,43 @@
       </w:r>
       <m:oMath>
         <m:r>
-          <m:rPr>
-            <m:sty m:val="p"/>
-          </m:rPr>
-          <m:t>[</m:t>
-        </m:r>
-        <m:r>
-          <m:t>n</m:t>
-        </m:r>
-        <m:r>
-          <m:rPr>
-            <m:sty m:val="p"/>
-          </m:rPr>
-          <m:t>,</m:t>
-        </m:r>
-        <m:r>
-          <m:t>k</m:t>
-        </m:r>
-        <m:r>
-          <m:rPr>
-            <m:sty m:val="p"/>
-          </m:rPr>
-          <m:t>,</m:t>
-        </m:r>
-        <m:r>
-          <m:t>d</m:t>
-        </m:r>
-        <m:sSub>
+          <m:t>​</m:t>
+        </m:r>
+        <m:d>
+          <m:dPr>
+            <m:begChr m:val="["/>
+            <m:sepChr m:val=""/>
+            <m:endChr m:val="]"/>
+            <m:grow/>
+          </m:dPr>
           <m:e>
+            <m:r>
+              <m:t>n</m:t>
+            </m:r>
             <m:r>
               <m:rPr>
                 <m:sty m:val="p"/>
               </m:rPr>
-              <m:t>]</m:t>
+              <m:t>,</m:t>
+            </m:r>
+            <m:r>
+              <m:t>k</m:t>
+            </m:r>
+            <m:r>
+              <m:rPr>
+                <m:sty m:val="p"/>
+              </m:rPr>
+              <m:t>,</m:t>
+            </m:r>
+            <m:r>
+              <m:t>d</m:t>
+            </m:r>
+          </m:e>
+        </m:d>
+        <m:sSub>
+          <m:e>
+            <m:r>
+              <m:t>​</m:t>
             </m:r>
           </m:e>
           <m:sub>
@@ -2907,40 +2967,44 @@
           <m:t>Δ</m:t>
         </m:r>
         <m:r>
-          <m:rPr>
-            <m:sty m:val="p"/>
-          </m:rPr>
-          <m:t>(</m:t>
-        </m:r>
-        <m:r>
-          <m:t>c</m:t>
-        </m:r>
-        <m:r>
-          <m:rPr>
-            <m:sty m:val="p"/>
-          </m:rPr>
-          <m:t>,</m:t>
-        </m:r>
-        <m:sSup>
+          <m:t>​</m:t>
+        </m:r>
+        <m:d>
+          <m:dPr>
+            <m:begChr m:val="("/>
+            <m:sepChr m:val=""/>
+            <m:endChr m:val=")"/>
+            <m:grow/>
+          </m:dPr>
           <m:e>
             <m:r>
               <m:t>c</m:t>
             </m:r>
-          </m:e>
-          <m:sup>
             <m:r>
               <m:rPr>
                 <m:sty m:val="p"/>
               </m:rPr>
-              <m:t>′</m:t>
-            </m:r>
-          </m:sup>
-        </m:sSup>
-        <m:r>
-          <m:rPr>
-            <m:sty m:val="p"/>
-          </m:rPr>
-          <m:t>)</m:t>
+              <m:t>,</m:t>
+            </m:r>
+            <m:sSup>
+              <m:e>
+                <m:r>
+                  <m:t>c</m:t>
+                </m:r>
+              </m:e>
+              <m:sup>
+                <m:r>
+                  <m:rPr>
+                    <m:sty m:val="p"/>
+                  </m:rPr>
+                  <m:t>′</m:t>
+                </m:r>
+              </m:sup>
+            </m:sSup>
+          </m:e>
+        </m:d>
+        <m:r>
+          <m:t>​</m:t>
         </m:r>
       </m:oMath>
       <w:r>
@@ -3573,39 +3637,43 @@
       </w:r>
       <m:oMath>
         <m:r>
-          <m:rPr>
-            <m:sty m:val="p"/>
-          </m:rPr>
-          <m:t>[</m:t>
-        </m:r>
-        <m:r>
-          <m:t>7</m:t>
-        </m:r>
-        <m:r>
-          <m:rPr>
-            <m:sty m:val="p"/>
-          </m:rPr>
-          <m:t>,</m:t>
-        </m:r>
-        <m:r>
-          <m:t>4</m:t>
-        </m:r>
-        <m:r>
-          <m:rPr>
-            <m:sty m:val="p"/>
-          </m:rPr>
-          <m:t>,</m:t>
-        </m:r>
-        <m:r>
-          <m:t>3</m:t>
-        </m:r>
-        <m:sSub>
+          <m:t>​</m:t>
+        </m:r>
+        <m:d>
+          <m:dPr>
+            <m:begChr m:val="["/>
+            <m:sepChr m:val=""/>
+            <m:endChr m:val="]"/>
+            <m:grow/>
+          </m:dPr>
           <m:e>
+            <m:r>
+              <m:t>7</m:t>
+            </m:r>
             <m:r>
               <m:rPr>
                 <m:sty m:val="p"/>
               </m:rPr>
-              <m:t>]</m:t>
+              <m:t>,</m:t>
+            </m:r>
+            <m:r>
+              <m:t>4</m:t>
+            </m:r>
+            <m:r>
+              <m:rPr>
+                <m:sty m:val="p"/>
+              </m:rPr>
+              <m:t>,</m:t>
+            </m:r>
+            <m:r>
+              <m:t>3</m:t>
+            </m:r>
+          </m:e>
+        </m:d>
+        <m:sSub>
+          <m:e>
+            <m:r>
+              <m:t>​</m:t>
             </m:r>
           </m:e>
           <m:sub>
@@ -5044,6 +5112,9 @@
               </m:r>
             </m:lim>
           </m:limUpp>
+          <m:r>
+            <m:t>​</m:t>
+          </m:r>
           <m:d>
             <m:dPr>
               <m:begChr m:val="("/>
@@ -5145,6 +5216,9 @@
             </m:e>
           </m:d>
           <m:r>
+            <m:t>​</m:t>
+          </m:r>
+          <m:r>
             <m:rPr>
               <m:sty m:val="p"/>
             </m:rPr>
@@ -5208,57 +5282,61 @@
       </w:r>
       <m:oMath>
         <m:r>
-          <m:rPr>
-            <m:sty m:val="p"/>
-          </m:rPr>
-          <m:t>[</m:t>
-        </m:r>
-        <m:r>
-          <m:t>n</m:t>
-        </m:r>
-        <m:r>
-          <m:rPr>
-            <m:sty m:val="p"/>
-          </m:rPr>
-          <m:t>,</m:t>
-        </m:r>
-        <m:r>
-          <m:t>k</m:t>
-        </m:r>
-        <m:r>
-          <m:rPr>
-            <m:sty m:val="p"/>
-          </m:rPr>
-          <m:t>,</m:t>
-        </m:r>
-        <m:r>
-          <m:t>n</m:t>
-        </m:r>
-        <m:r>
-          <m:rPr>
-            <m:sty m:val="p"/>
-          </m:rPr>
-          <m:t>−</m:t>
-        </m:r>
-        <m:r>
-          <m:t>k</m:t>
-        </m:r>
-        <m:r>
-          <m:rPr>
-            <m:sty m:val="p"/>
-          </m:rPr>
-          <m:t>+</m:t>
-        </m:r>
-        <m:r>
-          <m:t>1</m:t>
-        </m:r>
-        <m:sSub>
+          <m:t>​</m:t>
+        </m:r>
+        <m:d>
+          <m:dPr>
+            <m:begChr m:val="["/>
+            <m:sepChr m:val=""/>
+            <m:endChr m:val="]"/>
+            <m:grow/>
+          </m:dPr>
           <m:e>
+            <m:r>
+              <m:t>n</m:t>
+            </m:r>
             <m:r>
               <m:rPr>
                 <m:sty m:val="p"/>
               </m:rPr>
-              <m:t>]</m:t>
+              <m:t>,</m:t>
+            </m:r>
+            <m:r>
+              <m:t>k</m:t>
+            </m:r>
+            <m:r>
+              <m:rPr>
+                <m:sty m:val="p"/>
+              </m:rPr>
+              <m:t>,</m:t>
+            </m:r>
+            <m:r>
+              <m:t>n</m:t>
+            </m:r>
+            <m:r>
+              <m:rPr>
+                <m:sty m:val="p"/>
+              </m:rPr>
+              <m:t>−</m:t>
+            </m:r>
+            <m:r>
+              <m:t>k</m:t>
+            </m:r>
+            <m:r>
+              <m:rPr>
+                <m:sty m:val="p"/>
+              </m:rPr>
+              <m:t>+</m:t>
+            </m:r>
+            <m:r>
+              <m:t>1</m:t>
+            </m:r>
+          </m:e>
+        </m:d>
+        <m:sSub>
+          <m:e>
+            <m:r>
+              <m:t>​</m:t>
             </m:r>
           </m:e>
           <m:sub>
@@ -5443,7 +5521,7 @@
           </m:e>
           <m:sub>
             <m:r>
-              <m:t>λ</m:t>
+              <m:t>b</m:t>
             </m:r>
             <m:r>
               <m:t>m</m:t>
@@ -5457,7 +5535,7 @@
           <m:t>=</m:t>
         </m:r>
         <m:r>
-          <m:t>λ</m:t>
+          <m:t>b</m:t>
         </m:r>
         <m:sSub>
           <m:e>
@@ -5483,8 +5561,30 @@
       </w:r>
       <m:oMath>
         <m:r>
-          <m:t>λ</m:t>
-        </m:r>
+          <m:t>b</m:t>
+        </m:r>
+        <m:r>
+          <m:rPr>
+            <m:sty m:val="p"/>
+          </m:rPr>
+          <m:t>∈</m:t>
+        </m:r>
+        <m:sSub>
+          <m:e>
+            <m:r>
+              <m:rPr>
+                <m:scr m:val="double-struck"/>
+                <m:sty m:val="p"/>
+              </m:rPr>
+              <m:t>F</m:t>
+            </m:r>
+          </m:e>
+          <m:sub>
+            <m:r>
+              <m:t>q</m:t>
+            </m:r>
+          </m:sub>
+        </m:sSub>
       </m:oMath>
       <w:r>
         <w:t xml:space="preserve">.</w:t>
@@ -6582,7 +6682,7 @@
         <w:t xml:space="preserve"> </w:t>
       </w:r>
       <w:r>
-        <w:t xml:space="preserve">inner products</w:t>
+        <w:t xml:space="preserve">dot products</w:t>
       </w:r>
     </w:p>
     <w:p>
@@ -6595,28 +6695,16 @@
         </m:oMathParaPr>
         <m:oMath>
           <m:r>
-            <m:rPr>
-              <m:sty m:val="p"/>
-            </m:rPr>
-            <m:t>⟨</m:t>
-          </m:r>
-          <m:r>
             <m:t>x</m:t>
           </m:r>
           <m:r>
             <m:rPr>
               <m:sty m:val="p"/>
             </m:rPr>
-            <m:t>,</m:t>
+            <m:t>⋅</m:t>
           </m:r>
           <m:r>
             <m:t>a</m:t>
-          </m:r>
-          <m:r>
-            <m:rPr>
-              <m:sty m:val="p"/>
-            </m:rPr>
-            <m:t>⟩</m:t>
           </m:r>
           <m:r>
             <m:rPr>
@@ -7042,76 +7130,68 @@
       </w:r>
       <m:oMath>
         <m:r>
-          <m:rPr>
-            <m:sty m:val="p"/>
-          </m:rPr>
-          <m:t>⟨</m:t>
-        </m:r>
-        <m:r>
           <m:t>x</m:t>
         </m:r>
         <m:r>
           <m:rPr>
             <m:sty m:val="p"/>
           </m:rPr>
-          <m:t>,</m:t>
+          <m:t>⋅</m:t>
+        </m:r>
+        <m:r>
+          <m:t>​</m:t>
+        </m:r>
+        <m:d>
+          <m:dPr>
+            <m:begChr m:val="("/>
+            <m:sepChr m:val=""/>
+            <m:endChr m:val=")"/>
+            <m:grow/>
+          </m:dPr>
+          <m:e>
+            <m:r>
+              <m:t>a</m:t>
+            </m:r>
+            <m:r>
+              <m:rPr>
+                <m:sty m:val="p"/>
+              </m:rPr>
+              <m:t>+</m:t>
+            </m:r>
+            <m:sSub>
+              <m:e>
+                <m:r>
+                  <m:t>e</m:t>
+                </m:r>
+              </m:e>
+              <m:sub>
+                <m:r>
+                  <m:t>i</m:t>
+                </m:r>
+              </m:sub>
+            </m:sSub>
+          </m:e>
+        </m:d>
+        <m:r>
+          <m:t>​</m:t>
+        </m:r>
+        <m:r>
+          <m:rPr>
+            <m:sty m:val="p"/>
+          </m:rPr>
+          <m:t>=</m:t>
+        </m:r>
+        <m:r>
+          <m:t>x</m:t>
+        </m:r>
+        <m:r>
+          <m:rPr>
+            <m:sty m:val="p"/>
+          </m:rPr>
+          <m:t>⋅</m:t>
         </m:r>
         <m:r>
           <m:t>a</m:t>
-        </m:r>
-        <m:r>
-          <m:rPr>
-            <m:sty m:val="p"/>
-          </m:rPr>
-          <m:t>+</m:t>
-        </m:r>
-        <m:sSub>
-          <m:e>
-            <m:r>
-              <m:t>e</m:t>
-            </m:r>
-          </m:e>
-          <m:sub>
-            <m:r>
-              <m:t>i</m:t>
-            </m:r>
-          </m:sub>
-        </m:sSub>
-        <m:r>
-          <m:rPr>
-            <m:sty m:val="p"/>
-          </m:rPr>
-          <m:t>⟩</m:t>
-        </m:r>
-        <m:r>
-          <m:rPr>
-            <m:sty m:val="p"/>
-          </m:rPr>
-          <m:t>=</m:t>
-        </m:r>
-        <m:r>
-          <m:rPr>
-            <m:sty m:val="p"/>
-          </m:rPr>
-          <m:t>⟨</m:t>
-        </m:r>
-        <m:r>
-          <m:t>x</m:t>
-        </m:r>
-        <m:r>
-          <m:rPr>
-            <m:sty m:val="p"/>
-          </m:rPr>
-          <m:t>,</m:t>
-        </m:r>
-        <m:r>
-          <m:t>a</m:t>
-        </m:r>
-        <m:r>
-          <m:rPr>
-            <m:sty m:val="p"/>
-          </m:rPr>
-          <m:t>⟩</m:t>
         </m:r>
         <m:r>
           <m:rPr>
@@ -7280,18 +7360,12 @@
         <w:t xml:space="preserve"> </w:t>
       </w:r>
       <w:r>
-        <w:t xml:space="preserve">Each inner product</w:t>
-      </w:r>
-      <w:r>
-        <w:t xml:space="preserve"> </w:t>
-      </w:r>
-      <m:oMath>
-        <m:r>
-          <m:rPr>
-            <m:sty m:val="p"/>
-          </m:rPr>
-          <m:t>⟨</m:t>
-        </m:r>
+        <w:t xml:space="preserve">Each dot product</w:t>
+      </w:r>
+      <w:r>
+        <w:t xml:space="preserve"> </w:t>
+      </w:r>
+      <m:oMath>
         <m:r>
           <m:t>x</m:t>
         </m:r>
@@ -7299,16 +7373,10 @@
           <m:rPr>
             <m:sty m:val="p"/>
           </m:rPr>
-          <m:t>,</m:t>
+          <m:t>⋅</m:t>
         </m:r>
         <m:r>
           <m:t>a</m:t>
-        </m:r>
-        <m:r>
-          <m:rPr>
-            <m:sty m:val="p"/>
-          </m:rPr>
-          <m:t>⟩</m:t>
         </m:r>
       </m:oMath>
       <w:r>
@@ -7566,28 +7634,16 @@
       </w:r>
       <m:oMath>
         <m:r>
-          <m:rPr>
-            <m:sty m:val="p"/>
-          </m:rPr>
-          <m:t>⟨</m:t>
-        </m:r>
-        <m:r>
           <m:t>x</m:t>
         </m:r>
         <m:r>
           <m:rPr>
             <m:sty m:val="p"/>
           </m:rPr>
-          <m:t>,</m:t>
+          <m:t>⋅</m:t>
         </m:r>
         <m:r>
           <m:t>a</m:t>
-        </m:r>
-        <m:r>
-          <m:rPr>
-            <m:sty m:val="p"/>
-          </m:rPr>
-          <m:t>⟩</m:t>
         </m:r>
         <m:r>
           <m:rPr>
@@ -7651,28 +7707,16 @@
       </w:r>
       <m:oMath>
         <m:r>
-          <m:rPr>
-            <m:sty m:val="p"/>
-          </m:rPr>
-          <m:t>⟨</m:t>
-        </m:r>
-        <m:r>
           <m:t>x</m:t>
         </m:r>
         <m:r>
           <m:rPr>
             <m:sty m:val="p"/>
           </m:rPr>
-          <m:t>,</m:t>
+          <m:t>⋅</m:t>
         </m:r>
         <m:r>
           <m:t>a</m:t>
-        </m:r>
-        <m:r>
-          <m:rPr>
-            <m:sty m:val="p"/>
-          </m:rPr>
-          <m:t>⟩</m:t>
         </m:r>
         <m:r>
           <m:rPr>
@@ -7736,28 +7780,16 @@
       </w:r>
       <m:oMath>
         <m:r>
-          <m:rPr>
-            <m:sty m:val="p"/>
-          </m:rPr>
-          <m:t>⟨</m:t>
-        </m:r>
-        <m:r>
           <m:t>x</m:t>
         </m:r>
         <m:r>
           <m:rPr>
             <m:sty m:val="p"/>
           </m:rPr>
-          <m:t>,</m:t>
+          <m:t>⋅</m:t>
         </m:r>
         <m:r>
           <m:t>a</m:t>
-        </m:r>
-        <m:r>
-          <m:rPr>
-            <m:sty m:val="p"/>
-          </m:rPr>
-          <m:t>⟩</m:t>
         </m:r>
         <m:r>
           <m:rPr>
@@ -8084,40 +8116,44 @@
           <m:t>∈</m:t>
         </m:r>
         <m:r>
-          <m:rPr>
-            <m:sty m:val="p"/>
-          </m:rPr>
-          <m:t>{</m:t>
-        </m:r>
-        <m:r>
-          <m:t>1</m:t>
-        </m:r>
-        <m:r>
-          <m:rPr>
-            <m:sty m:val="p"/>
-          </m:rPr>
-          <m:t>,</m:t>
-        </m:r>
-        <m:r>
-          <m:rPr>
-            <m:sty m:val="p"/>
-          </m:rPr>
-          <m:t>…</m:t>
-        </m:r>
-        <m:r>
-          <m:rPr>
-            <m:sty m:val="p"/>
-          </m:rPr>
-          <m:t>,</m:t>
-        </m:r>
-        <m:r>
-          <m:t>k</m:t>
-        </m:r>
-        <m:r>
-          <m:rPr>
-            <m:sty m:val="p"/>
-          </m:rPr>
-          <m:t>}</m:t>
+          <m:t>​</m:t>
+        </m:r>
+        <m:d>
+          <m:dPr>
+            <m:begChr m:val="{"/>
+            <m:sepChr m:val=""/>
+            <m:endChr m:val="}"/>
+            <m:grow/>
+          </m:dPr>
+          <m:e>
+            <m:r>
+              <m:t>1</m:t>
+            </m:r>
+            <m:r>
+              <m:rPr>
+                <m:sty m:val="p"/>
+              </m:rPr>
+              <m:t>,</m:t>
+            </m:r>
+            <m:r>
+              <m:rPr>
+                <m:sty m:val="p"/>
+              </m:rPr>
+              <m:t>…</m:t>
+            </m:r>
+            <m:r>
+              <m:rPr>
+                <m:sty m:val="p"/>
+              </m:rPr>
+              <m:t>,</m:t>
+            </m:r>
+            <m:r>
+              <m:t>k</m:t>
+            </m:r>
+          </m:e>
+        </m:d>
+        <m:r>
+          <m:t>​</m:t>
         </m:r>
       </m:oMath>
       <w:r>
@@ -8593,49 +8629,13 @@
         </m:oMathParaPr>
         <m:oMath>
           <m:r>
-            <m:rPr>
-              <m:sty m:val="p"/>
-            </m:rPr>
-            <m:t>⟨</m:t>
-          </m:r>
-          <m:r>
             <m:t>x</m:t>
           </m:r>
           <m:r>
             <m:rPr>
               <m:sty m:val="p"/>
             </m:rPr>
-            <m:t>,</m:t>
-          </m:r>
-          <m:r>
-            <m:t>a</m:t>
-          </m:r>
-          <m:r>
-            <m:rPr>
-              <m:sty m:val="p"/>
-            </m:rPr>
-            <m:t>⟩</m:t>
-          </m:r>
-          <m:r>
-            <m:rPr>
-              <m:sty m:val="p"/>
-            </m:rPr>
-            <m:t>+</m:t>
-          </m:r>
-          <m:r>
-            <m:rPr>
-              <m:sty m:val="p"/>
-            </m:rPr>
-            <m:t>⟨</m:t>
-          </m:r>
-          <m:r>
-            <m:t>x</m:t>
-          </m:r>
-          <m:r>
-            <m:rPr>
-              <m:sty m:val="p"/>
-            </m:rPr>
-            <m:t>,</m:t>
+            <m:t>⋅</m:t>
           </m:r>
           <m:r>
             <m:t>a</m:t>
@@ -8645,6 +8645,67 @@
               <m:sty m:val="p"/>
             </m:rPr>
             <m:t>+</m:t>
+          </m:r>
+          <m:r>
+            <m:t>x</m:t>
+          </m:r>
+          <m:r>
+            <m:rPr>
+              <m:sty m:val="p"/>
+            </m:rPr>
+            <m:t>⋅</m:t>
+          </m:r>
+          <m:r>
+            <m:t>​</m:t>
+          </m:r>
+          <m:d>
+            <m:dPr>
+              <m:begChr m:val="("/>
+              <m:sepChr m:val=""/>
+              <m:endChr m:val=")"/>
+              <m:grow/>
+            </m:dPr>
+            <m:e>
+              <m:r>
+                <m:t>a</m:t>
+              </m:r>
+              <m:r>
+                <m:rPr>
+                  <m:sty m:val="p"/>
+                </m:rPr>
+                <m:t>+</m:t>
+              </m:r>
+              <m:sSub>
+                <m:e>
+                  <m:r>
+                    <m:t>e</m:t>
+                  </m:r>
+                </m:e>
+                <m:sub>
+                  <m:r>
+                    <m:t>i</m:t>
+                  </m:r>
+                </m:sub>
+              </m:sSub>
+            </m:e>
+          </m:d>
+          <m:r>
+            <m:t>​</m:t>
+          </m:r>
+          <m:r>
+            <m:rPr>
+              <m:sty m:val="p"/>
+            </m:rPr>
+            <m:t>=</m:t>
+          </m:r>
+          <m:r>
+            <m:t>x</m:t>
+          </m:r>
+          <m:r>
+            <m:rPr>
+              <m:sty m:val="p"/>
+            </m:rPr>
+            <m:t>⋅</m:t>
           </m:r>
           <m:sSub>
             <m:e>
@@ -8658,51 +8719,6 @@
               </m:r>
             </m:sub>
           </m:sSub>
-          <m:r>
-            <m:rPr>
-              <m:sty m:val="p"/>
-            </m:rPr>
-            <m:t>⟩</m:t>
-          </m:r>
-          <m:r>
-            <m:rPr>
-              <m:sty m:val="p"/>
-            </m:rPr>
-            <m:t>=</m:t>
-          </m:r>
-          <m:r>
-            <m:rPr>
-              <m:sty m:val="p"/>
-            </m:rPr>
-            <m:t>⟨</m:t>
-          </m:r>
-          <m:r>
-            <m:t>x</m:t>
-          </m:r>
-          <m:r>
-            <m:rPr>
-              <m:sty m:val="p"/>
-            </m:rPr>
-            <m:t>,</m:t>
-          </m:r>
-          <m:sSub>
-            <m:e>
-              <m:r>
-                <m:t>e</m:t>
-              </m:r>
-            </m:e>
-            <m:sub>
-              <m:r>
-                <m:t>i</m:t>
-              </m:r>
-            </m:sub>
-          </m:sSub>
-          <m:r>
-            <m:rPr>
-              <m:sty m:val="p"/>
-            </m:rPr>
-            <m:t>⟩</m:t>
-          </m:r>
           <m:r>
             <m:rPr>
               <m:sty m:val="p"/>
@@ -8742,19 +8758,13 @@
       </w:r>
       <m:oMath>
         <m:r>
-          <m:rPr>
-            <m:sty m:val="p"/>
-          </m:rPr>
-          <m:t>⟨</m:t>
-        </m:r>
-        <m:r>
           <m:t>x</m:t>
         </m:r>
         <m:r>
           <m:rPr>
             <m:sty m:val="p"/>
           </m:rPr>
-          <m:t>,</m:t>
+          <m:t>⋅</m:t>
         </m:r>
         <m:r>
           <m:t>a</m:t>
@@ -8763,37 +8773,19 @@
           <m:rPr>
             <m:sty m:val="p"/>
           </m:rPr>
-          <m:t>⟩</m:t>
-        </m:r>
-        <m:r>
-          <m:rPr>
-            <m:sty m:val="p"/>
-          </m:rPr>
           <m:t>+</m:t>
         </m:r>
         <m:r>
-          <m:rPr>
-            <m:sty m:val="p"/>
-          </m:rPr>
-          <m:t>⟨</m:t>
-        </m:r>
-        <m:r>
           <m:t>x</m:t>
         </m:r>
         <m:r>
           <m:rPr>
             <m:sty m:val="p"/>
           </m:rPr>
-          <m:t>,</m:t>
+          <m:t>⋅</m:t>
         </m:r>
         <m:r>
           <m:t>a</m:t>
-        </m:r>
-        <m:r>
-          <m:rPr>
-            <m:sty m:val="p"/>
-          </m:rPr>
-          <m:t>⟩</m:t>
         </m:r>
         <m:r>
           <m:rPr>
@@ -9436,35 +9428,39 @@
           <m:t>:</m:t>
         </m:r>
         <m:r>
-          <m:rPr>
-            <m:sty m:val="p"/>
-          </m:rPr>
-          <m:t>{</m:t>
-        </m:r>
-        <m:r>
-          <m:t>0</m:t>
-        </m:r>
-        <m:r>
-          <m:rPr>
-            <m:sty m:val="p"/>
-          </m:rPr>
-          <m:t>,</m:t>
-        </m:r>
-        <m:r>
-          <m:t>1</m:t>
-        </m:r>
-        <m:sSup>
+          <m:t>​</m:t>
+        </m:r>
+        <m:d>
+          <m:dPr>
+            <m:begChr m:val="{"/>
+            <m:sepChr m:val=""/>
+            <m:endChr m:val="}"/>
+            <m:grow/>
+          </m:dPr>
           <m:e>
+            <m:r>
+              <m:t>0</m:t>
+            </m:r>
             <m:r>
               <m:rPr>
                 <m:sty m:val="p"/>
               </m:rPr>
-              <m:t>}</m:t>
+              <m:t>,</m:t>
+            </m:r>
+            <m:r>
+              <m:t>1</m:t>
+            </m:r>
+          </m:e>
+        </m:d>
+        <m:sSup>
+          <m:e>
+            <m:r>
+              <m:t>​</m:t>
             </m:r>
           </m:e>
           <m:sup>
             <m:r>
-              <m:t>ℓ</m:t>
+              <m:t>s</m:t>
             </m:r>
           </m:sup>
         </m:sSup>
@@ -9475,28 +9471,32 @@
           <m:t>→</m:t>
         </m:r>
         <m:r>
-          <m:rPr>
-            <m:sty m:val="p"/>
-          </m:rPr>
-          <m:t>{</m:t>
-        </m:r>
-        <m:r>
-          <m:t>0</m:t>
-        </m:r>
-        <m:r>
-          <m:rPr>
-            <m:sty m:val="p"/>
-          </m:rPr>
-          <m:t>,</m:t>
-        </m:r>
-        <m:r>
-          <m:t>1</m:t>
-        </m:r>
-        <m:r>
-          <m:rPr>
-            <m:sty m:val="p"/>
-          </m:rPr>
-          <m:t>}</m:t>
+          <m:t>​</m:t>
+        </m:r>
+        <m:d>
+          <m:dPr>
+            <m:begChr m:val="{"/>
+            <m:sepChr m:val=""/>
+            <m:endChr m:val="}"/>
+            <m:grow/>
+          </m:dPr>
+          <m:e>
+            <m:r>
+              <m:t>0</m:t>
+            </m:r>
+            <m:r>
+              <m:rPr>
+                <m:sty m:val="p"/>
+              </m:rPr>
+              <m:t>,</m:t>
+            </m:r>
+            <m:r>
+              <m:t>1</m:t>
+            </m:r>
+          </m:e>
+        </m:d>
+        <m:r>
+          <m:t>​</m:t>
         </m:r>
       </m:oMath>
       <w:r>
@@ -9530,7 +9530,7 @@
           </m:e>
           <m:sup>
             <m:r>
-              <m:t>ℓ</m:t>
+              <m:t>s</m:t>
             </m:r>
           </m:sup>
         </m:sSup>
@@ -9577,16 +9577,9 @@
         <w:t xml:space="preserve"> </w:t>
       </w:r>
       <m:oMath>
-        <m:acc>
-          <m:accPr>
-            <m:chr m:val="̂"/>
-          </m:accPr>
-          <m:e>
-            <m:r>
-              <m:t>f</m:t>
-            </m:r>
-          </m:e>
-        </m:acc>
+        <m:r>
+          <m:t>g</m:t>
+        </m:r>
       </m:oMath>
       <w:r>
         <w:t xml:space="preserve">.</w:t>
@@ -9601,16 +9594,9 @@
         <w:t xml:space="preserve"> </w:t>
       </w:r>
       <m:oMath>
-        <m:acc>
-          <m:accPr>
-            <m:chr m:val="̂"/>
-          </m:accPr>
-          <m:e>
-            <m:r>
-              <m:t>f</m:t>
-            </m:r>
-          </m:e>
-        </m:acc>
+        <m:r>
+          <m:t>g</m:t>
+        </m:r>
       </m:oMath>
       <w:r>
         <w:t xml:space="preserve"> </w:t>
@@ -9680,16 +9666,9 @@
         <w:t xml:space="preserve"> </w:t>
       </w:r>
       <m:oMath>
-        <m:acc>
-          <m:accPr>
-            <m:chr m:val="̂"/>
-          </m:accPr>
-          <m:e>
-            <m:r>
-              <m:t>f</m:t>
-            </m:r>
-          </m:e>
-        </m:acc>
+        <m:r>
+          <m:t>g</m:t>
+        </m:r>
       </m:oMath>
       <w:r>
         <w:t xml:space="preserve"> </w:t>
@@ -9767,25 +9746,29 @@
           <m:t>O</m:t>
         </m:r>
         <m:r>
-          <m:rPr>
-            <m:sty m:val="p"/>
-          </m:rPr>
-          <m:t>(</m:t>
-        </m:r>
-        <m:r>
-          <m:rPr>
-            <m:sty m:val="p"/>
-          </m:rPr>
-          <m:t>log</m:t>
-        </m:r>
-        <m:r>
-          <m:t>n</m:t>
-        </m:r>
-        <m:r>
-          <m:rPr>
-            <m:sty m:val="p"/>
-          </m:rPr>
-          <m:t>)</m:t>
+          <m:t>​</m:t>
+        </m:r>
+        <m:d>
+          <m:dPr>
+            <m:begChr m:val="("/>
+            <m:sepChr m:val=""/>
+            <m:endChr m:val=")"/>
+            <m:grow/>
+          </m:dPr>
+          <m:e>
+            <m:r>
+              <m:rPr>
+                <m:sty m:val="p"/>
+              </m:rPr>
+              <m:t>log</m:t>
+            </m:r>
+            <m:r>
+              <m:t>n</m:t>
+            </m:r>
+          </m:e>
+        </m:d>
+        <m:r>
+          <m:t>​</m:t>
         </m:r>
       </m:oMath>
       <w:r>
